--- a/Documents/Deployment_Operations_Guide.docx
+++ b/Documents/Deployment_Operations_Guide.docx
@@ -71,7 +71,7 @@
           <w:sz w:val="22"/>
           <w:szCs w:val="22"/>
         </w:rPr>
-        <w:t xml:space="preserve">Azure VM Deployment  •  Performance Benchmarks</w:t>
+        <w:t xml:space="preserve">Google Cloud VM Deployment  •  Performance Benchmarks</w:t>
       </w:r>
     </w:p>
     <w:p>
@@ -150,7 +150,7 @@
                 <w:sz w:val="20"/>
                 <w:szCs w:val="20"/>
               </w:rPr>
-              <w:t xml:space="preserve">Azure VM Deployment</w:t>
+              <w:t xml:space="preserve">Google Cloud VM Deployment</w:t>
             </w:r>
           </w:p>
           <w:p>
@@ -269,7 +269,7 @@
           <w:sz w:val="20"/>
           <w:szCs w:val="20"/>
         </w:rPr>
-        <w:t xml:space="preserve">Master of Engineering in Data Science and Engineering</w:t>
+        <w:t xml:space="preserve">Master of Science in Data Science and Engineering</w:t>
       </w:r>
     </w:p>
     <w:p>
@@ -326,7 +326,7 @@
           <w:sz w:val="22"/>
           <w:szCs w:val="22"/>
         </w:rPr>
-        <w:t xml:space="preserve">Phase A: Azure VM Deployment</w:t>
+        <w:t xml:space="preserve">Phase A: Google Cloud VM Deployment</w:t>
       </w:r>
     </w:p>
     <w:p>
@@ -7391,7 +7391,7 @@
           <w:sz w:val="20"/>
           <w:szCs w:val="20"/>
         </w:rPr>
-        <w:t xml:space="preserve">In SSMS on the Azure VM, open and execute 00_CleanAll_FreshFullLoad.sql.</w:t>
+        <w:t xml:space="preserve">In SSMS on the Google Cloud VM, open and execute 00_CleanAll_FreshFullLoad.sql.</w:t>
       </w:r>
     </w:p>
     <w:p>

--- a/Documents/Deployment_Operations_Guide.docx
+++ b/Documents/Deployment_Operations_Guide.docx
@@ -3594,7 +3594,7 @@
           <w:sz w:val="26"/>
           <w:szCs w:val="26"/>
         </w:rPr>
-        <w:t xml:space="preserve">Step 4.5: Install Visual Studio 2022 Community</w:t>
+        <w:t xml:space="preserve">Step 4.5: Install Visual Studio 2026 Community</w:t>
       </w:r>
     </w:p>
     <w:p>
@@ -3612,7 +3612,7 @@
           <w:sz w:val="20"/>
           <w:szCs w:val="20"/>
         </w:rPr>
-        <w:t xml:space="preserve">Download Visual Studio 2022 Community from https://visualstudio.microsoft.com/downloads/</w:t>
+        <w:t xml:space="preserve">Download Visual Studio 2026 Community from https://visualstudio.microsoft.com/downloads/</w:t>
       </w:r>
     </w:p>
     <w:p>
